--- a/docs/technical/ahgCorePlugin.docx
+++ b/docs/technical/ahgCorePlugin.docx
@@ -2,32 +2,22 @@
 <file path=word/document.xml><?xml version="1.0" encoding="utf-8"?>
 <w:document xmlns:w="http://schemas.openxmlformats.org/wordprocessingml/2006/main" xmlns:m="http://schemas.openxmlformats.org/officeDocument/2006/math" xmlns:r="http://schemas.openxmlformats.org/officeDocument/2006/relationships" xmlns:o="urn:schemas-microsoft-com:office:office" xmlns:v="urn:schemas-microsoft-com:vml" xmlns:w10="urn:schemas-microsoft-com:office:word" xmlns:a="http://schemas.openxmlformats.org/drawingml/2006/main" xmlns:pic="http://schemas.openxmlformats.org/drawingml/2006/picture" xmlns:wp="http://schemas.openxmlformats.org/drawingml/2006/wordprocessingDrawing">
   <w:body>
-    <w:sdt>
-      <w:sdtPr>
-        <w:docPartObj>
-          <w:docPartGallery w:val="Table of Contents"/>
-          <w:docPartUnique/>
-        </w:docPartObj>
-      </w:sdtPr>
-      <w:sdtContent>
-        <w:p>
-          <w:pPr>
-            <w:pStyle w:val="TOCHeading"/>
-          </w:pPr>
-          <w:r>
-            <w:t xml:space="preserve">Table of Contents</w:t>
-          </w:r>
-        </w:p>
-        <w:p>
-          <w:r>
-            <w:fldChar w:fldCharType="begin" w:dirty="true"/>
-            <w:instrText xml:space="preserve">TOC \o "1-3" \h \z \u</w:instrText>
-            <w:fldChar w:fldCharType="separate"/>
-            <w:fldChar w:fldCharType="end"/>
-          </w:r>
-        </w:p>
-      </w:sdtContent>
-    </w:sdt>
+    <w:p>
+      <w:pPr>
+        <w:pStyle w:val="Title"/>
+      </w:pPr>
+      <w:r>
+        <w:t xml:space="preserve">ahgCorePlugin - Technical Documentation</w:t>
+      </w:r>
+    </w:p>
+    <w:p>
+      <w:pPr>
+        <w:pStyle w:val="Author"/>
+      </w:pPr>
+      <w:r>
+        <w:t xml:space="preserve">The Archive and Heritage Group (Pty) Ltd</w:t>
+      </w:r>
+    </w:p>
     <w:bookmarkStart w:id="57" w:name="ahgcoreplugin---technical-documentation"/>
     <w:p>
       <w:pPr>
@@ -146,499 +136,307 @@
     </w:p>
     <w:p>
       <w:pPr>
-        <w:pStyle w:val="SourceCode"/>
+        <w:pStyle w:val="FirstParagraph"/>
       </w:pPr>
       <w:r>
-        <w:rPr>
-          <w:rStyle w:val="VerbatimChar"/>
-        </w:rPr>
-        <w:t xml:space="preserve">+-------------------------------------------------------------------------+</w:t>
-      </w:r>
-      <w:r>
-        <w:br/>
-      </w:r>
-      <w:r>
-        <w:rPr>
-          <w:rStyle w:val="VerbatimChar"/>
-        </w:rPr>
-        <w:t xml:space="preserve">|                         ahgCorePlugin                                    |</w:t>
-      </w:r>
-      <w:r>
-        <w:br/>
-      </w:r>
-      <w:r>
-        <w:rPr>
-          <w:rStyle w:val="VerbatimChar"/>
-        </w:rPr>
-        <w:t xml:space="preserve">+-------------------------------------------------------------------------+</w:t>
-      </w:r>
-      <w:r>
-        <w:br/>
-      </w:r>
-      <w:r>
-        <w:rPr>
-          <w:rStyle w:val="VerbatimChar"/>
-        </w:rPr>
-        <w:t xml:space="preserve">|                                                                          |</w:t>
-      </w:r>
-      <w:r>
-        <w:br/>
-      </w:r>
-      <w:r>
-        <w:rPr>
-          <w:rStyle w:val="VerbatimChar"/>
-        </w:rPr>
-        <w:t xml:space="preserve">|  +-------------------------------------------------------------------+  |</w:t>
-      </w:r>
-      <w:r>
-        <w:br/>
-      </w:r>
-      <w:r>
-        <w:rPr>
-          <w:rStyle w:val="VerbatimChar"/>
-        </w:rPr>
-        <w:t xml:space="preserve">|  |                        AhgCore Facade                              |  |</w:t>
-      </w:r>
-      <w:r>
-        <w:br/>
-      </w:r>
-      <w:r>
-        <w:rPr>
-          <w:rStyle w:val="VerbatimChar"/>
-        </w:rPr>
-        <w:t xml:space="preserve">|  |  - Unified entry point to all services                            |  |</w:t>
-      </w:r>
-      <w:r>
-        <w:br/>
-      </w:r>
-      <w:r>
-        <w:rPr>
-          <w:rStyle w:val="VerbatimChar"/>
-        </w:rPr>
-        <w:t xml:space="preserve">|  |  - Service container with registration/retrieval                   |  |</w:t>
-      </w:r>
-      <w:r>
-        <w:br/>
-      </w:r>
-      <w:r>
-        <w:rPr>
-          <w:rStyle w:val="VerbatimChar"/>
-        </w:rPr>
-        <w:t xml:space="preserve">|  |  - Quick access: db(), config(), taxonomy(), storage()            |  |</w:t>
-      </w:r>
-      <w:r>
-        <w:br/>
-      </w:r>
-      <w:r>
-        <w:rPr>
-          <w:rStyle w:val="VerbatimChar"/>
-        </w:rPr>
-        <w:t xml:space="preserve">|  +-------------------------------------------------------------------+  |</w:t>
-      </w:r>
-      <w:r>
-        <w:br/>
-      </w:r>
-      <w:r>
-        <w:rPr>
-          <w:rStyle w:val="VerbatimChar"/>
-        </w:rPr>
-        <w:t xml:space="preserve">|                                    |                                     |</w:t>
-      </w:r>
-      <w:r>
-        <w:br/>
-      </w:r>
-      <w:r>
-        <w:rPr>
-          <w:rStyle w:val="VerbatimChar"/>
-        </w:rPr>
-        <w:t xml:space="preserve">|           +------------------------+------------------------+            |</w:t>
-      </w:r>
-      <w:r>
-        <w:br/>
-      </w:r>
-      <w:r>
-        <w:rPr>
-          <w:rStyle w:val="VerbatimChar"/>
-        </w:rPr>
-        <w:t xml:space="preserve">|           |                        |                        |            |</w:t>
-      </w:r>
-      <w:r>
-        <w:br/>
-      </w:r>
-      <w:r>
-        <w:rPr>
-          <w:rStyle w:val="VerbatimChar"/>
-        </w:rPr>
-        <w:t xml:space="preserve">|           v                        v                        v            |</w:t>
-      </w:r>
-      <w:r>
-        <w:br/>
-      </w:r>
-      <w:r>
-        <w:rPr>
-          <w:rStyle w:val="VerbatimChar"/>
-        </w:rPr>
-        <w:t xml:space="preserve">|  +----------------+     +------------------+     +------------------+    |</w:t>
-      </w:r>
-      <w:r>
-        <w:br/>
-      </w:r>
-      <w:r>
-        <w:rPr>
-          <w:rStyle w:val="VerbatimChar"/>
-        </w:rPr>
-        <w:t xml:space="preserve">|  |    AhgDb       |     |   AhgConfig      |     |  AhgTaxonomy     |    |</w:t>
-      </w:r>
-      <w:r>
-        <w:br/>
-      </w:r>
-      <w:r>
-        <w:rPr>
-          <w:rStyle w:val="VerbatimChar"/>
-        </w:rPr>
-        <w:t xml:space="preserve">|  +----------------+     +------------------+     +------------------+    |</w:t>
-      </w:r>
-      <w:r>
-        <w:br/>
-      </w:r>
-      <w:r>
-        <w:rPr>
-          <w:rStyle w:val="VerbatimChar"/>
-        </w:rPr>
-        <w:t xml:space="preserve">|  | Laravel Query  |     | Path resolver    |     | Taxonomy IDs     |    |</w:t>
-      </w:r>
-      <w:r>
-        <w:br/>
-      </w:r>
-      <w:r>
-        <w:rPr>
-          <w:rStyle w:val="VerbatimChar"/>
-        </w:rPr>
-        <w:t xml:space="preserve">|  | Builder init   |     | URL resolver     |     | Term IDs         |    |</w:t>
-      </w:r>
-      <w:r>
-        <w:br/>
-      </w:r>
-      <w:r>
-        <w:rPr>
-          <w:rStyle w:val="VerbatimChar"/>
-        </w:rPr>
-        <w:t xml:space="preserve">|  | Transactions   |     | Settings access  |     | Dynamic lookup   |    |</w:t>
-      </w:r>
-      <w:r>
-        <w:br/>
-      </w:r>
-      <w:r>
-        <w:rPr>
-          <w:rStyle w:val="VerbatimChar"/>
-        </w:rPr>
-        <w:t xml:space="preserve">|  | Connection     |     | Environment      |     | Caching          |    |</w:t>
-      </w:r>
-      <w:r>
-        <w:br/>
-      </w:r>
-      <w:r>
-        <w:rPr>
-          <w:rStyle w:val="VerbatimChar"/>
-        </w:rPr>
-        <w:t xml:space="preserve">|  +----------------+     +------------------+     +------------------+    |</w:t>
-      </w:r>
-      <w:r>
-        <w:br/>
-      </w:r>
-      <w:r>
-        <w:rPr>
-          <w:rStyle w:val="VerbatimChar"/>
-        </w:rPr>
-        <w:t xml:space="preserve">|           |                        |                        |            |</w:t>
-      </w:r>
-      <w:r>
-        <w:br/>
-      </w:r>
-      <w:r>
-        <w:rPr>
-          <w:rStyle w:val="VerbatimChar"/>
-        </w:rPr>
-        <w:t xml:space="preserve">|           v                        v                        v            |</w:t>
-      </w:r>
-      <w:r>
-        <w:br/>
-      </w:r>
-      <w:r>
-        <w:rPr>
-          <w:rStyle w:val="VerbatimChar"/>
-        </w:rPr>
-        <w:t xml:space="preserve">|  +----------------+     +------------------+     +------------------+    |</w:t>
-      </w:r>
-      <w:r>
-        <w:br/>
-      </w:r>
-      <w:r>
-        <w:rPr>
-          <w:rStyle w:val="VerbatimChar"/>
-        </w:rPr>
-        <w:t xml:space="preserve">|  |  AhgStorage    |     |   AhgHooks       |     | AhgCapabilities  |    |</w:t>
-      </w:r>
-      <w:r>
-        <w:br/>
-      </w:r>
-      <w:r>
-        <w:rPr>
-          <w:rStyle w:val="VerbatimChar"/>
-        </w:rPr>
-        <w:t xml:space="preserve">|  +----------------+     +------------------+     +------------------+    |</w:t>
-      </w:r>
-      <w:r>
-        <w:br/>
-      </w:r>
-      <w:r>
-        <w:rPr>
-          <w:rStyle w:val="VerbatimChar"/>
-        </w:rPr>
-        <w:t xml:space="preserve">|  | File upload    |     | Hook dispatcher  |     | Feature registry |    |</w:t>
-      </w:r>
-      <w:r>
-        <w:br/>
-      </w:r>
-      <w:r>
-        <w:rPr>
-          <w:rStyle w:val="VerbatimChar"/>
-        </w:rPr>
-        <w:t xml:space="preserve">|  | Sanitization   |     | Filter system    |     | Plugin caps      |    |</w:t>
-      </w:r>
-      <w:r>
-        <w:br/>
-      </w:r>
-      <w:r>
-        <w:rPr>
-          <w:rStyle w:val="VerbatimChar"/>
-        </w:rPr>
-        <w:t xml:space="preserve">|  | Permissions    |     | Priority order   |     | Dependency-free  |    |</w:t>
-      </w:r>
-      <w:r>
-        <w:br/>
-      </w:r>
-      <w:r>
-        <w:rPr>
-          <w:rStyle w:val="VerbatimChar"/>
-        </w:rPr>
-        <w:t xml:space="preserve">|  +----------------+     +------------------+     +------------------+    |</w:t>
-      </w:r>
-      <w:r>
-        <w:br/>
-      </w:r>
-      <w:r>
-        <w:rPr>
-          <w:rStyle w:val="VerbatimChar"/>
-        </w:rPr>
-        <w:t xml:space="preserve">|                                                                          |</w:t>
-      </w:r>
-      <w:r>
-        <w:br/>
-      </w:r>
-      <w:r>
-        <w:rPr>
-          <w:rStyle w:val="VerbatimChar"/>
-        </w:rPr>
-        <w:t xml:space="preserve">|  +-------------------------------------------------------------------+  |</w:t>
-      </w:r>
-      <w:r>
-        <w:br/>
-      </w:r>
-      <w:r>
-        <w:rPr>
-          <w:rStyle w:val="VerbatimChar"/>
-        </w:rPr>
-        <w:t xml:space="preserve">|  |                       Contracts (Interfaces)                       |  |</w:t>
-      </w:r>
-      <w:r>
-        <w:br/>
-      </w:r>
-      <w:r>
-        <w:rPr>
-          <w:rStyle w:val="VerbatimChar"/>
-        </w:rPr>
-        <w:t xml:space="preserve">|  +-------------------------------------------------------------------+  |</w:t>
-      </w:r>
-      <w:r>
-        <w:br/>
-      </w:r>
-      <w:r>
-        <w:rPr>
-          <w:rStyle w:val="VerbatimChar"/>
-        </w:rPr>
-        <w:t xml:space="preserve">|  | AuditServiceInterface      | DisplayActionProviderInterface       |  |</w:t>
-      </w:r>
-      <w:r>
-        <w:br/>
-      </w:r>
-      <w:r>
-        <w:rPr>
-          <w:rStyle w:val="VerbatimChar"/>
-        </w:rPr>
-        <w:t xml:space="preserve">|  | PluginServiceInterface     | MetadataExtractorInterface           |  |</w:t>
-      </w:r>
-      <w:r>
-        <w:br/>
-      </w:r>
-      <w:r>
-        <w:rPr>
-          <w:rStyle w:val="VerbatimChar"/>
-        </w:rPr>
-        <w:t xml:space="preserve">|  +-------------------------------------------------------------------+  |</w:t>
-      </w:r>
-      <w:r>
-        <w:br/>
-      </w:r>
-      <w:r>
-        <w:rPr>
-          <w:rStyle w:val="VerbatimChar"/>
-        </w:rPr>
-        <w:t xml:space="preserve">|                                                                          |</w:t>
-      </w:r>
-      <w:r>
-        <w:br/>
-      </w:r>
-      <w:r>
-        <w:rPr>
-          <w:rStyle w:val="VerbatimChar"/>
-        </w:rPr>
-        <w:t xml:space="preserve">|  +-------------------------------------------------------------------+  |</w:t>
-      </w:r>
-      <w:r>
-        <w:br/>
-      </w:r>
-      <w:r>
-        <w:rPr>
-          <w:rStyle w:val="VerbatimChar"/>
-        </w:rPr>
-        <w:t xml:space="preserve">|  |                         Services                                   |  |</w:t>
-      </w:r>
-      <w:r>
-        <w:br/>
-      </w:r>
-      <w:r>
-        <w:rPr>
-          <w:rStyle w:val="VerbatimChar"/>
-        </w:rPr>
-        <w:t xml:space="preserve">|  +-------------------------------------------------------------------+  |</w:t>
-      </w:r>
-      <w:r>
-        <w:br/>
-      </w:r>
-      <w:r>
-        <w:rPr>
-          <w:rStyle w:val="VerbatimChar"/>
-        </w:rPr>
-        <w:t xml:space="preserve">|  | EmailService           | WatermarkService                         |  |</w:t>
-      </w:r>
-      <w:r>
-        <w:br/>
-      </w:r>
-      <w:r>
-        <w:rPr>
-          <w:rStyle w:val="VerbatimChar"/>
-        </w:rPr>
-        <w:t xml:space="preserve">|  | WatermarkSettingsService | AhgAccessGate                          |  |</w:t>
-      </w:r>
-      <w:r>
-        <w:br/>
-      </w:r>
-      <w:r>
-        <w:rPr>
-          <w:rStyle w:val="VerbatimChar"/>
-        </w:rPr>
-        <w:t xml:space="preserve">|  +-------------------------------------------------------------------+  |</w:t>
-      </w:r>
-      <w:r>
-        <w:br/>
-      </w:r>
-      <w:r>
-        <w:rPr>
-          <w:rStyle w:val="VerbatimChar"/>
-        </w:rPr>
-        <w:t xml:space="preserve">|                                                                          |</w:t>
-      </w:r>
-      <w:r>
-        <w:br/>
-      </w:r>
-      <w:r>
-        <w:rPr>
-          <w:rStyle w:val="VerbatimChar"/>
-        </w:rPr>
-        <w:t xml:space="preserve">|  +-------------------------------------------------------------------+  |</w:t>
-      </w:r>
-      <w:r>
-        <w:br/>
-      </w:r>
-      <w:r>
-        <w:rPr>
-          <w:rStyle w:val="VerbatimChar"/>
-        </w:rPr>
-        <w:t xml:space="preserve">|  |                    Modules (Web Endpoints)                         |  |</w:t>
-      </w:r>
-      <w:r>
-        <w:br/>
-      </w:r>
-      <w:r>
-        <w:rPr>
-          <w:rStyle w:val="VerbatimChar"/>
-        </w:rPr>
-        <w:t xml:space="preserve">|  +-------------------------------------------------------------------+  |</w:t>
-      </w:r>
-      <w:r>
-        <w:br/>
-      </w:r>
-      <w:r>
-        <w:rPr>
-          <w:rStyle w:val="VerbatimChar"/>
-        </w:rPr>
-        <w:t xml:space="preserve">|  | tts/      - Text-to-speech API for accessibility                  |  |</w:t>
-      </w:r>
-      <w:r>
-        <w:br/>
-      </w:r>
-      <w:r>
-        <w:rPr>
-          <w:rStyle w:val="VerbatimChar"/>
-        </w:rPr>
-        <w:t xml:space="preserve">|  | user/     - Password reset, registration                          |  |</w:t>
-      </w:r>
-      <w:r>
-        <w:br/>
-      </w:r>
-      <w:r>
-        <w:rPr>
-          <w:rStyle w:val="VerbatimChar"/>
-        </w:rPr>
-        <w:t xml:space="preserve">|  | menu/     - Quick links menu component                            |  |</w:t>
-      </w:r>
-      <w:r>
-        <w:br/>
-      </w:r>
-      <w:r>
-        <w:rPr>
-          <w:rStyle w:val="VerbatimChar"/>
-        </w:rPr>
-        <w:t xml:space="preserve">|  +-------------------------------------------------------------------+  |</w:t>
-      </w:r>
-      <w:r>
-        <w:br/>
-      </w:r>
-      <w:r>
-        <w:rPr>
-          <w:rStyle w:val="VerbatimChar"/>
-        </w:rPr>
-        <w:t xml:space="preserve">|                                                                          |</w:t>
-      </w:r>
-      <w:r>
-        <w:br/>
-      </w:r>
-      <w:r>
-        <w:rPr>
-          <w:rStyle w:val="VerbatimChar"/>
-        </w:rPr>
-        <w:t xml:space="preserve">+-------------------------------------------------------------------------+</w:t>
+        <w:t xml:space="preserve">ahgCorePlugin</w:t>
+      </w:r>
+      <w:r>
+        <w:t xml:space="preserve">AhgCore</w:t>
+      </w:r>
+      <w:r>
+        <w:t xml:space="preserve">Facade</w:t>
+      </w:r>
+      <w:r>
+        <w:t xml:space="preserve">-</w:t>
+      </w:r>
+      <w:r>
+        <w:t xml:space="preserve">Unified</w:t>
+      </w:r>
+      <w:r>
+        <w:t xml:space="preserve">entry</w:t>
+      </w:r>
+      <w:r>
+        <w:t xml:space="preserve">point</w:t>
+      </w:r>
+      <w:r>
+        <w:t xml:space="preserve">to</w:t>
+      </w:r>
+      <w:r>
+        <w:t xml:space="preserve">all</w:t>
+      </w:r>
+      <w:r>
+        <w:t xml:space="preserve">services</w:t>
+      </w:r>
+      <w:r>
+        <w:t xml:space="preserve">-</w:t>
+      </w:r>
+      <w:r>
+        <w:t xml:space="preserve">Service</w:t>
+      </w:r>
+      <w:r>
+        <w:t xml:space="preserve">container</w:t>
+      </w:r>
+      <w:r>
+        <w:t xml:space="preserve">with</w:t>
+      </w:r>
+      <w:r>
+        <w:t xml:space="preserve">registration/retrieval</w:t>
+      </w:r>
+      <w:r>
+        <w:t xml:space="preserve">-</w:t>
+      </w:r>
+      <w:r>
+        <w:t xml:space="preserve">Quick</w:t>
+      </w:r>
+      <w:r>
+        <w:t xml:space="preserve">access:</w:t>
+      </w:r>
+      <w:r>
+        <w:t xml:space="preserve">db(),</w:t>
+      </w:r>
+      <w:r>
+        <w:t xml:space="preserve">config(),</w:t>
+      </w:r>
+      <w:r>
+        <w:t xml:space="preserve">taxonomy(),</w:t>
+      </w:r>
+      <w:r>
+        <w:t xml:space="preserve">storage()</w:t>
+      </w:r>
+      <w:r>
+        <w:t xml:space="preserve">v</w:t>
+      </w:r>
+      <w:r>
+        <w:t xml:space="preserve">v</w:t>
+      </w:r>
+      <w:r>
+        <w:t xml:space="preserve">v</w:t>
+      </w:r>
+      <w:r>
+        <w:t xml:space="preserve">AhgDb</w:t>
+      </w:r>
+      <w:r>
+        <w:t xml:space="preserve">AhgConfig</w:t>
+      </w:r>
+      <w:r>
+        <w:t xml:space="preserve">AhgTaxonomy</w:t>
+      </w:r>
+      <w:r>
+        <w:t xml:space="preserve">Laravel</w:t>
+      </w:r>
+      <w:r>
+        <w:t xml:space="preserve">Query</w:t>
+      </w:r>
+      <w:r>
+        <w:t xml:space="preserve">Path</w:t>
+      </w:r>
+      <w:r>
+        <w:t xml:space="preserve">resolver</w:t>
+      </w:r>
+      <w:r>
+        <w:t xml:space="preserve">Taxonomy</w:t>
+      </w:r>
+      <w:r>
+        <w:t xml:space="preserve">IDs</w:t>
+      </w:r>
+      <w:r>
+        <w:t xml:space="preserve">Builder</w:t>
+      </w:r>
+      <w:r>
+        <w:t xml:space="preserve">init</w:t>
+      </w:r>
+      <w:r>
+        <w:t xml:space="preserve">URL</w:t>
+      </w:r>
+      <w:r>
+        <w:t xml:space="preserve">resolver</w:t>
+      </w:r>
+      <w:r>
+        <w:t xml:space="preserve">Term</w:t>
+      </w:r>
+      <w:r>
+        <w:t xml:space="preserve">IDs</w:t>
+      </w:r>
+      <w:r>
+        <w:t xml:space="preserve">Transactions</w:t>
+      </w:r>
+      <w:r>
+        <w:t xml:space="preserve">Settings</w:t>
+      </w:r>
+      <w:r>
+        <w:t xml:space="preserve">access</w:t>
+      </w:r>
+      <w:r>
+        <w:t xml:space="preserve">Dynamic</w:t>
+      </w:r>
+      <w:r>
+        <w:t xml:space="preserve">lookup</w:t>
+      </w:r>
+      <w:r>
+        <w:t xml:space="preserve">Connection</w:t>
+      </w:r>
+      <w:r>
+        <w:t xml:space="preserve">Environment</w:t>
+      </w:r>
+      <w:r>
+        <w:t xml:space="preserve">Caching</w:t>
+      </w:r>
+      <w:r>
+        <w:t xml:space="preserve">v</w:t>
+      </w:r>
+      <w:r>
+        <w:t xml:space="preserve">v</w:t>
+      </w:r>
+      <w:r>
+        <w:t xml:space="preserve">v</w:t>
+      </w:r>
+      <w:r>
+        <w:t xml:space="preserve">AhgStorage</w:t>
+      </w:r>
+      <w:r>
+        <w:t xml:space="preserve">AhgHooks</w:t>
+      </w:r>
+      <w:r>
+        <w:t xml:space="preserve">AhgCapabilities</w:t>
+      </w:r>
+      <w:r>
+        <w:t xml:space="preserve">File</w:t>
+      </w:r>
+      <w:r>
+        <w:t xml:space="preserve">upload</w:t>
+      </w:r>
+      <w:r>
+        <w:t xml:space="preserve">Hook</w:t>
+      </w:r>
+      <w:r>
+        <w:t xml:space="preserve">dispatcher</w:t>
+      </w:r>
+      <w:r>
+        <w:t xml:space="preserve">Feature</w:t>
+      </w:r>
+      <w:r>
+        <w:t xml:space="preserve">registry</w:t>
+      </w:r>
+      <w:r>
+        <w:t xml:space="preserve">Sanitization</w:t>
+      </w:r>
+      <w:r>
+        <w:t xml:space="preserve">Filter</w:t>
+      </w:r>
+      <w:r>
+        <w:t xml:space="preserve">system</w:t>
+      </w:r>
+      <w:r>
+        <w:t xml:space="preserve">Plugin</w:t>
+      </w:r>
+      <w:r>
+        <w:t xml:space="preserve">caps</w:t>
+      </w:r>
+      <w:r>
+        <w:t xml:space="preserve">Permissions</w:t>
+      </w:r>
+      <w:r>
+        <w:t xml:space="preserve">Priority</w:t>
+      </w:r>
+      <w:r>
+        <w:t xml:space="preserve">order</w:t>
+      </w:r>
+      <w:r>
+        <w:t xml:space="preserve">Dependency-free</w:t>
+      </w:r>
+      <w:r>
+        <w:t xml:space="preserve">Contracts</w:t>
+      </w:r>
+      <w:r>
+        <w:t xml:space="preserve">(Interfaces)</w:t>
+      </w:r>
+      <w:r>
+        <w:t xml:space="preserve">AuditServiceInterface</w:t>
+      </w:r>
+      <w:r>
+        <w:t xml:space="preserve">DisplayActionProviderInterface</w:t>
+      </w:r>
+      <w:r>
+        <w:t xml:space="preserve">PluginServiceInterface</w:t>
+      </w:r>
+      <w:r>
+        <w:t xml:space="preserve">MetadataExtractorInterface</w:t>
+      </w:r>
+      <w:r>
+        <w:t xml:space="preserve">Services</w:t>
+      </w:r>
+      <w:r>
+        <w:t xml:space="preserve">EmailService</w:t>
+      </w:r>
+      <w:r>
+        <w:t xml:space="preserve">WatermarkService</w:t>
+      </w:r>
+      <w:r>
+        <w:t xml:space="preserve">WatermarkSettingsService</w:t>
+      </w:r>
+      <w:r>
+        <w:t xml:space="preserve">AhgAccessGate</w:t>
+      </w:r>
+      <w:r>
+        <w:t xml:space="preserve">Modules</w:t>
+      </w:r>
+      <w:r>
+        <w:t xml:space="preserve">(Web</w:t>
+      </w:r>
+      <w:r>
+        <w:t xml:space="preserve">Endpoints)</w:t>
+      </w:r>
+      <w:r>
+        <w:t xml:space="preserve">tts/</w:t>
+      </w:r>
+      <w:r>
+        <w:t xml:space="preserve">-</w:t>
+      </w:r>
+      <w:r>
+        <w:t xml:space="preserve">Text-to-speech</w:t>
+      </w:r>
+      <w:r>
+        <w:t xml:space="preserve">API</w:t>
+      </w:r>
+      <w:r>
+        <w:t xml:space="preserve">for</w:t>
+      </w:r>
+      <w:r>
+        <w:t xml:space="preserve">accessibility</w:t>
+      </w:r>
+      <w:r>
+        <w:t xml:space="preserve">user/</w:t>
+      </w:r>
+      <w:r>
+        <w:t xml:space="preserve">-</w:t>
+      </w:r>
+      <w:r>
+        <w:t xml:space="preserve">Password</w:t>
+      </w:r>
+      <w:r>
+        <w:t xml:space="preserve">reset,</w:t>
+      </w:r>
+      <w:r>
+        <w:t xml:space="preserve">registration</w:t>
+      </w:r>
+      <w:r>
+        <w:t xml:space="preserve">menu/</w:t>
+      </w:r>
+      <w:r>
+        <w:t xml:space="preserve">-</w:t>
+      </w:r>
+      <w:r>
+        <w:t xml:space="preserve">Quick</w:t>
+      </w:r>
+      <w:r>
+        <w:t xml:space="preserve">links</w:t>
+      </w:r>
+      <w:r>
+        <w:t xml:space="preserve">menu</w:t>
+      </w:r>
+      <w:r>
+        <w:t xml:space="preserve">component</w:t>
       </w:r>
     </w:p>
     <w:p>
@@ -33178,7 +32976,7 @@
   <w:docDefaults>
     <w:rPrDefault>
       <w:rPr>
-        <w:rFonts w:ascii="Arial" w:cs="Arial" w:eastAsia="Arial" w:hAnsi="Arial"/>
+        <w:rFonts w:asciiTheme="minorHAnsi" w:cstheme="minorBidi" w:eastAsiaTheme="minorHAnsi" w:hAnsiTheme="minorHAnsi"/>
         <w:sz w:val="24"/>
         <w:szCs w:val="24"/>
         <w:lang w:bidi="ar-SA" w:eastAsia="en-US" w:val="en-US"/>
@@ -33186,7 +32984,7 @@
     </w:rPrDefault>
     <w:pPrDefault>
       <w:pPr>
-        <w:spacing w:after="200" w:line="360" w:lineRule="auto"/>
+        <w:spacing w:after="200"/>
       </w:pPr>
     </w:pPrDefault>
   </w:docDefaults>
@@ -33939,7 +33737,7 @@
     </a:clrScheme>
     <a:fontScheme name="Office">
       <a:majorFont>
-        <a:latin typeface="Arial"/>
+        <a:latin typeface="Calibri"/>
         <a:ea typeface=""/>
         <a:cs typeface=""/>
         <a:font script="Jpan" typeface="ＭＳ ゴシック"/>
@@ -33973,7 +33771,7 @@
         <a:font script="Uigh" typeface="Microsoft Uighur"/>
       </a:majorFont>
       <a:minorFont>
-        <a:latin typeface="Arial"/>
+        <a:latin typeface="Cambria"/>
         <a:ea typeface=""/>
         <a:cs typeface=""/>
         <a:font script="Jpan" typeface="ＭＳ 明朝"/>
